--- a/ESP32/SoutheastCon_ESP32_05_Periodic_Sensor_POST.docx
+++ b/ESP32/SoutheastCon_ESP32_05_Periodic_Sensor_POST.docx
@@ -40,11 +40,11 @@
       </w:r>
     </w:p>
     <w:p>
-      <w:rPr>
-        <w:i/>
-      </w:rPr>
       <w:pPr>
         <w:spacing w:line="240" w:lineRule="auto"/>
+        <w:rPr>
+          <w:i/>
+        </w:rPr>
       </w:pPr>
       <w:r>
         <w:t xml:space="preserve">Starting with </w:t>
@@ -57,28 +57,15 @@
         <w:t>ESP32 4 — HTTP POST and a local Python server</w:t>
       </w:r>
       <w:r>
-        <w:t xml:space="preserve">, modify the ESP32 so that it reads the variable resistor and sends its ADC value to the Python server every 10 seconds. This tutorial combines analog input, Wi-Fi, HTTP POST, and </w:t>
-      </w:r>
-      <w:proofErr w:type="spellStart"/>
-      <w:proofErr w:type="gramStart"/>
-      <w:r>
-        <w:t>millis</w:t>
-      </w:r>
-      <w:proofErr w:type="spellEnd"/>
-      <w:r>
-        <w:t>(</w:t>
-      </w:r>
-      <w:proofErr w:type="gramEnd"/>
-      <w:r>
-        <w:t>).</w:t>
+        <w:t>, modify the ESP32 so that it reads the variable resistor and sends its ADC value to the Python server every 10 seconds. This tutorial combines analog input, Wi-Fi, HTTP POST, and millis().</w:t>
       </w:r>
     </w:p>
     <w:p>
-      <w:rPr>
-        <w:i/>
-      </w:rPr>
       <w:pPr>
         <w:spacing w:line="240" w:lineRule="auto"/>
+        <w:rPr>
+          <w:i/>
+        </w:rPr>
       </w:pPr>
       <w:r>
         <w:t xml:space="preserve">The Python server from </w:t>
@@ -121,7 +108,7 @@
         <w:spacing w:after="0" w:line="240" w:lineRule="auto"/>
       </w:pPr>
       <w:r>
-        <w:t xml:space="preserve">USB cable</w:t>
+        <w:t>USB cable</w:t>
       </w:r>
     </w:p>
     <w:p>
@@ -211,23 +198,7 @@
                 <w:rFonts w:ascii="Consolas" w:hAnsi="Consolas" w:cs="Consolas"/>
                 <w:sz w:val="19"/>
               </w:rPr>
-              <w:t xml:space="preserve">const int </w:t>
-            </w:r>
-            <w:proofErr w:type="spellStart"/>
-            <w:r>
-              <w:rPr>
-                <w:rFonts w:ascii="Consolas" w:hAnsi="Consolas" w:cs="Consolas"/>
-                <w:sz w:val="19"/>
-              </w:rPr>
-              <w:t>analogPin</w:t>
-            </w:r>
-            <w:proofErr w:type="spellEnd"/>
-            <w:r>
-              <w:rPr>
-                <w:rFonts w:ascii="Consolas" w:hAnsi="Consolas" w:cs="Consolas"/>
-                <w:sz w:val="19"/>
-              </w:rPr>
-              <w:t xml:space="preserve"> = 34;</w:t>
+              <w:t>const int analogPin = 34;</w:t>
             </w:r>
           </w:p>
         </w:tc>
@@ -287,55 +258,7 @@
                 <w:rFonts w:ascii="Consolas" w:hAnsi="Consolas" w:cs="Consolas"/>
                 <w:sz w:val="19"/>
               </w:rPr>
-              <w:t xml:space="preserve">int </w:t>
-            </w:r>
-            <w:proofErr w:type="spellStart"/>
-            <w:r>
-              <w:rPr>
-                <w:rFonts w:ascii="Consolas" w:hAnsi="Consolas" w:cs="Consolas"/>
-                <w:sz w:val="19"/>
-              </w:rPr>
-              <w:t>adcValue</w:t>
-            </w:r>
-            <w:proofErr w:type="spellEnd"/>
-            <w:r>
-              <w:rPr>
-                <w:rFonts w:ascii="Consolas" w:hAnsi="Consolas" w:cs="Consolas"/>
-                <w:sz w:val="19"/>
-              </w:rPr>
-              <w:t xml:space="preserve"> = </w:t>
-            </w:r>
-            <w:proofErr w:type="spellStart"/>
-            <w:r>
-              <w:rPr>
-                <w:rFonts w:ascii="Consolas" w:hAnsi="Consolas" w:cs="Consolas"/>
-                <w:sz w:val="19"/>
-              </w:rPr>
-              <w:t>analogRead</w:t>
-            </w:r>
-            <w:proofErr w:type="spellEnd"/>
-            <w:r>
-              <w:rPr>
-                <w:rFonts w:ascii="Consolas" w:hAnsi="Consolas" w:cs="Consolas"/>
-                <w:sz w:val="19"/>
-              </w:rPr>
-              <w:t>(</w:t>
-            </w:r>
-            <w:proofErr w:type="spellStart"/>
-            <w:r>
-              <w:rPr>
-                <w:rFonts w:ascii="Consolas" w:hAnsi="Consolas" w:cs="Consolas"/>
-                <w:sz w:val="19"/>
-              </w:rPr>
-              <w:t>analogPin</w:t>
-            </w:r>
-            <w:proofErr w:type="spellEnd"/>
-            <w:r>
-              <w:rPr>
-                <w:rFonts w:ascii="Consolas" w:hAnsi="Consolas" w:cs="Consolas"/>
-                <w:sz w:val="19"/>
-              </w:rPr>
-              <w:t>);</w:t>
+              <w:t>int adcValue = analogRead(analogPin);</w:t>
             </w:r>
           </w:p>
         </w:tc>
@@ -407,39 +330,7 @@
                 <w:rFonts w:ascii="Consolas" w:hAnsi="Consolas" w:cs="Consolas"/>
                 <w:sz w:val="19"/>
               </w:rPr>
-              <w:t xml:space="preserve">String </w:t>
-            </w:r>
-            <w:proofErr w:type="spellStart"/>
-            <w:r>
-              <w:rPr>
-                <w:rFonts w:ascii="Consolas" w:hAnsi="Consolas" w:cs="Consolas"/>
-                <w:sz w:val="19"/>
-              </w:rPr>
-              <w:t>postData</w:t>
-            </w:r>
-            <w:proofErr w:type="spellEnd"/>
-            <w:r>
-              <w:rPr>
-                <w:rFonts w:ascii="Consolas" w:hAnsi="Consolas" w:cs="Consolas"/>
-                <w:sz w:val="19"/>
-              </w:rPr>
-              <w:t xml:space="preserve"> = String(</w:t>
-            </w:r>
-            <w:proofErr w:type="spellStart"/>
-            <w:r>
-              <w:rPr>
-                <w:rFonts w:ascii="Consolas" w:hAnsi="Consolas" w:cs="Consolas"/>
-                <w:sz w:val="19"/>
-              </w:rPr>
-              <w:t>adcValue</w:t>
-            </w:r>
-            <w:proofErr w:type="spellEnd"/>
-            <w:r>
-              <w:rPr>
-                <w:rFonts w:ascii="Consolas" w:hAnsi="Consolas" w:cs="Consolas"/>
-                <w:sz w:val="19"/>
-              </w:rPr>
-              <w:t>);</w:t>
+              <w:t>String postData = String(adcValue);</w:t>
             </w:r>
           </w:p>
         </w:tc>
@@ -494,37 +385,12 @@
             <w:pPr>
               <w:spacing w:line="240" w:lineRule="auto"/>
             </w:pPr>
-            <w:proofErr w:type="spellStart"/>
             <w:r>
               <w:rPr>
                 <w:rFonts w:ascii="Consolas" w:hAnsi="Consolas" w:cs="Consolas"/>
                 <w:sz w:val="19"/>
               </w:rPr>
-              <w:t>http.POST</w:t>
-            </w:r>
-            <w:proofErr w:type="spellEnd"/>
-            <w:r>
-              <w:rPr>
-                <w:rFonts w:ascii="Consolas" w:hAnsi="Consolas" w:cs="Consolas"/>
-                <w:sz w:val="19"/>
-              </w:rPr>
-              <w:t>(</w:t>
-            </w:r>
-            <w:proofErr w:type="spellStart"/>
-            <w:r>
-              <w:rPr>
-                <w:rFonts w:ascii="Consolas" w:hAnsi="Consolas" w:cs="Consolas"/>
-                <w:sz w:val="19"/>
-              </w:rPr>
-              <w:t>postData</w:t>
-            </w:r>
-            <w:proofErr w:type="spellEnd"/>
-            <w:r>
-              <w:rPr>
-                <w:rFonts w:ascii="Consolas" w:hAnsi="Consolas" w:cs="Consolas"/>
-                <w:sz w:val="19"/>
-              </w:rPr>
-              <w:t>);</w:t>
+              <w:t>http.POST(postData);</w:t>
             </w:r>
           </w:p>
         </w:tc>
@@ -544,29 +410,7 @@
         <w:rPr>
           <w:rFonts w:ascii="Calibri" w:hAnsi="Calibri" w:cs="Calibri"/>
         </w:rPr>
-        <w:t xml:space="preserve">Part 3 — Schedule the POST with </w:t>
-      </w:r>
-      <w:proofErr w:type="spellStart"/>
-      <w:proofErr w:type="gramStart"/>
-      <w:r>
-        <w:rPr>
-          <w:rFonts w:ascii="Calibri" w:hAnsi="Calibri" w:cs="Calibri"/>
-        </w:rPr>
-        <w:t>millis</w:t>
-      </w:r>
-      <w:proofErr w:type="spellEnd"/>
-      <w:r>
-        <w:rPr>
-          <w:rFonts w:ascii="Calibri" w:hAnsi="Calibri" w:cs="Calibri"/>
-        </w:rPr>
-        <w:t>(</w:t>
-      </w:r>
-      <w:proofErr w:type="gramEnd"/>
-      <w:r>
-        <w:rPr>
-          <w:rFonts w:ascii="Calibri" w:hAnsi="Calibri" w:cs="Calibri"/>
-        </w:rPr>
-        <w:t>)</w:t>
+        <w:t>Part 3 — Schedule the POST with millis()</w:t>
       </w:r>
     </w:p>
     <w:p>
@@ -618,23 +462,7 @@
                 <w:rFonts w:ascii="Consolas" w:hAnsi="Consolas" w:cs="Consolas"/>
                 <w:sz w:val="19"/>
               </w:rPr>
-              <w:t xml:space="preserve">unsigned long </w:t>
-            </w:r>
-            <w:proofErr w:type="spellStart"/>
-            <w:r>
-              <w:rPr>
-                <w:rFonts w:ascii="Consolas" w:hAnsi="Consolas" w:cs="Consolas"/>
-                <w:sz w:val="19"/>
-              </w:rPr>
-              <w:t>lastPostTime</w:t>
-            </w:r>
-            <w:proofErr w:type="spellEnd"/>
-            <w:r>
-              <w:rPr>
-                <w:rFonts w:ascii="Consolas" w:hAnsi="Consolas" w:cs="Consolas"/>
-                <w:sz w:val="19"/>
-              </w:rPr>
-              <w:t xml:space="preserve"> = 0;</w:t>
+              <w:t>unsigned long lastPostTime = 0;</w:t>
             </w:r>
             <w:r>
               <w:rPr>
@@ -642,23 +470,7 @@
                 <w:sz w:val="19"/>
               </w:rPr>
               <w:br/>
-              <w:t xml:space="preserve">const unsigned long </w:t>
-            </w:r>
-            <w:proofErr w:type="spellStart"/>
-            <w:r>
-              <w:rPr>
-                <w:rFonts w:ascii="Consolas" w:hAnsi="Consolas" w:cs="Consolas"/>
-                <w:sz w:val="19"/>
-              </w:rPr>
-              <w:t>postInterval</w:t>
-            </w:r>
-            <w:proofErr w:type="spellEnd"/>
-            <w:r>
-              <w:rPr>
-                <w:rFonts w:ascii="Consolas" w:hAnsi="Consolas" w:cs="Consolas"/>
-                <w:sz w:val="19"/>
-              </w:rPr>
-              <w:t xml:space="preserve"> = 10000;</w:t>
+              <w:t>const unsigned long postInterval = 10000;</w:t>
             </w:r>
           </w:p>
         </w:tc>
@@ -674,15 +486,7 @@
         <w:spacing w:line="240" w:lineRule="auto"/>
       </w:pPr>
       <w:r>
-        <w:t xml:space="preserve">Inside </w:t>
-      </w:r>
-      <w:proofErr w:type="gramStart"/>
-      <w:r>
-        <w:t>loop(</w:t>
-      </w:r>
-      <w:proofErr w:type="gramEnd"/>
-      <w:r>
-        <w:t>), check whether 10 seconds have elapsed:</w:t>
+        <w:t>Inside loop(), check whether 10 seconds have elapsed:</w:t>
       </w:r>
     </w:p>
     <w:tbl>
@@ -726,64 +530,8 @@
                 <w:rFonts w:ascii="Consolas" w:hAnsi="Consolas" w:cs="Consolas"/>
                 <w:sz w:val="19"/>
               </w:rPr>
-              <w:t>if ((</w:t>
-            </w:r>
-            <w:proofErr w:type="spellStart"/>
-            <w:proofErr w:type="gramStart"/>
-            <w:r>
-              <w:rPr>
-                <w:rFonts w:ascii="Consolas" w:hAnsi="Consolas" w:cs="Consolas"/>
-                <w:sz w:val="19"/>
-              </w:rPr>
-              <w:t>millis</w:t>
-            </w:r>
-            <w:proofErr w:type="spellEnd"/>
-            <w:r>
-              <w:rPr>
-                <w:rFonts w:ascii="Consolas" w:hAnsi="Consolas" w:cs="Consolas"/>
-                <w:sz w:val="19"/>
-              </w:rPr>
-              <w:t>(</w:t>
-            </w:r>
-            <w:proofErr w:type="gramEnd"/>
-            <w:r>
-              <w:rPr>
-                <w:rFonts w:ascii="Consolas" w:hAnsi="Consolas" w:cs="Consolas"/>
-                <w:sz w:val="19"/>
-              </w:rPr>
-              <w:t xml:space="preserve">) - </w:t>
-            </w:r>
-            <w:proofErr w:type="spellStart"/>
-            <w:r>
-              <w:rPr>
-                <w:rFonts w:ascii="Consolas" w:hAnsi="Consolas" w:cs="Consolas"/>
-                <w:sz w:val="19"/>
-              </w:rPr>
-              <w:t>lastPostTime</w:t>
-            </w:r>
-            <w:proofErr w:type="spellEnd"/>
-            <w:r>
-              <w:rPr>
-                <w:rFonts w:ascii="Consolas" w:hAnsi="Consolas" w:cs="Consolas"/>
-                <w:sz w:val="19"/>
-              </w:rPr>
-              <w:t xml:space="preserve">) &gt;= </w:t>
-            </w:r>
-            <w:proofErr w:type="spellStart"/>
-            <w:r>
-              <w:rPr>
-                <w:rFonts w:ascii="Consolas" w:hAnsi="Consolas" w:cs="Consolas"/>
-                <w:sz w:val="19"/>
-              </w:rPr>
-              <w:t>postInterval</w:t>
-            </w:r>
-            <w:proofErr w:type="spellEnd"/>
-            <w:r>
-              <w:rPr>
-                <w:rFonts w:ascii="Consolas" w:hAnsi="Consolas" w:cs="Consolas"/>
-                <w:sz w:val="19"/>
-              </w:rPr>
-              <w:t>)</w:t>
+              <w:lastRenderedPageBreak/>
+              <w:t>if ((millis() - lastPostTime) &gt;= postInterval)</w:t>
             </w:r>
             <w:r>
               <w:rPr>
@@ -791,13 +539,6 @@
                 <w:sz w:val="19"/>
               </w:rPr>
               <w:br/>
-            </w:r>
-            <w:r>
-              <w:rPr>
-                <w:rFonts w:ascii="Consolas" w:hAnsi="Consolas" w:cs="Consolas"/>
-                <w:sz w:val="19"/>
-              </w:rPr>
-              <w:lastRenderedPageBreak/>
               <w:t>{</w:t>
             </w:r>
             <w:r>
@@ -806,39 +547,7 @@
                 <w:sz w:val="19"/>
               </w:rPr>
               <w:br/>
-              <w:t xml:space="preserve">    </w:t>
-            </w:r>
-            <w:proofErr w:type="spellStart"/>
-            <w:r>
-              <w:rPr>
-                <w:rFonts w:ascii="Consolas" w:hAnsi="Consolas" w:cs="Consolas"/>
-                <w:sz w:val="19"/>
-              </w:rPr>
-              <w:t>lastPostTime</w:t>
-            </w:r>
-            <w:proofErr w:type="spellEnd"/>
-            <w:r>
-              <w:rPr>
-                <w:rFonts w:ascii="Consolas" w:hAnsi="Consolas" w:cs="Consolas"/>
-                <w:sz w:val="19"/>
-              </w:rPr>
-              <w:t xml:space="preserve"> = </w:t>
-            </w:r>
-            <w:proofErr w:type="spellStart"/>
-            <w:r>
-              <w:rPr>
-                <w:rFonts w:ascii="Consolas" w:hAnsi="Consolas" w:cs="Consolas"/>
-                <w:sz w:val="19"/>
-              </w:rPr>
-              <w:t>millis</w:t>
-            </w:r>
-            <w:proofErr w:type="spellEnd"/>
-            <w:r>
-              <w:rPr>
-                <w:rFonts w:ascii="Consolas" w:hAnsi="Consolas" w:cs="Consolas"/>
-                <w:sz w:val="19"/>
-              </w:rPr>
-              <w:t>();</w:t>
+              <w:t xml:space="preserve">    lastPostTime = millis();</w:t>
             </w:r>
             <w:r>
               <w:rPr>
@@ -877,28 +586,7 @@
         <w:spacing w:line="240" w:lineRule="auto"/>
       </w:pPr>
       <w:r>
-        <w:t xml:space="preserve">Do not use </w:t>
-      </w:r>
-      <w:proofErr w:type="gramStart"/>
-      <w:r>
-        <w:t>delay(</w:t>
-      </w:r>
-      <w:proofErr w:type="gramEnd"/>
-      <w:r>
-        <w:t xml:space="preserve">10000). Because </w:t>
-      </w:r>
-      <w:proofErr w:type="spellStart"/>
-      <w:proofErr w:type="gramStart"/>
-      <w:r>
-        <w:t>millis</w:t>
-      </w:r>
-      <w:proofErr w:type="spellEnd"/>
-      <w:r>
-        <w:t>(</w:t>
-      </w:r>
-      <w:proofErr w:type="gramEnd"/>
-      <w:r>
-        <w:t>) is used, the processor can continue executing loop() while it waits for the next scheduled POST.</w:t>
+        <w:t>Do not use delay(10000). Because millis() is used, the processor can continue executing loop() while it waits for the next scheduled POST.</w:t>
       </w:r>
     </w:p>
     <w:p>
@@ -981,23 +669,7 @@
                 <w:rFonts w:ascii="Consolas" w:hAnsi="Consolas" w:cs="Consolas"/>
                 <w:sz w:val="19"/>
               </w:rPr>
-              <w:t>#include &lt;</w:t>
-            </w:r>
-            <w:proofErr w:type="spellStart"/>
-            <w:r>
-              <w:rPr>
-                <w:rFonts w:ascii="Consolas" w:hAnsi="Consolas" w:cs="Consolas"/>
-                <w:sz w:val="19"/>
-              </w:rPr>
-              <w:t>WiFi.h</w:t>
-            </w:r>
-            <w:proofErr w:type="spellEnd"/>
-            <w:r>
-              <w:rPr>
-                <w:rFonts w:ascii="Consolas" w:hAnsi="Consolas" w:cs="Consolas"/>
-                <w:sz w:val="19"/>
-              </w:rPr>
-              <w:t>&gt;</w:t>
+              <w:t>#include &lt;WiFi.h&gt;</w:t>
             </w:r>
             <w:r>
               <w:rPr>
@@ -1005,23 +677,7 @@
                 <w:sz w:val="19"/>
               </w:rPr>
               <w:br/>
-              <w:t>#include &lt;</w:t>
-            </w:r>
-            <w:proofErr w:type="spellStart"/>
-            <w:r>
-              <w:rPr>
-                <w:rFonts w:ascii="Consolas" w:hAnsi="Consolas" w:cs="Consolas"/>
-                <w:sz w:val="19"/>
-              </w:rPr>
-              <w:t>HTTPClient.h</w:t>
-            </w:r>
-            <w:proofErr w:type="spellEnd"/>
-            <w:r>
-              <w:rPr>
-                <w:rFonts w:ascii="Consolas" w:hAnsi="Consolas" w:cs="Consolas"/>
-                <w:sz w:val="19"/>
-              </w:rPr>
-              <w:t>&gt;</w:t>
+              <w:t>#include &lt;HTTPClient.h&gt;</w:t>
             </w:r>
             <w:r>
               <w:rPr>
@@ -1036,39 +692,7 @@
                 <w:sz w:val="19"/>
               </w:rPr>
               <w:br/>
-              <w:t xml:space="preserve">const char* </w:t>
-            </w:r>
-            <w:proofErr w:type="spellStart"/>
-            <w:r>
-              <w:rPr>
-                <w:rFonts w:ascii="Consolas" w:hAnsi="Consolas" w:cs="Consolas"/>
-                <w:sz w:val="19"/>
-              </w:rPr>
-              <w:t>ssid</w:t>
-            </w:r>
-            <w:proofErr w:type="spellEnd"/>
-            <w:r>
-              <w:rPr>
-                <w:rFonts w:ascii="Consolas" w:hAnsi="Consolas" w:cs="Consolas"/>
-                <w:sz w:val="19"/>
-              </w:rPr>
-              <w:t xml:space="preserve"> = "</w:t>
-            </w:r>
-            <w:proofErr w:type="spellStart"/>
-            <w:r>
-              <w:rPr>
-                <w:rFonts w:ascii="Consolas" w:hAnsi="Consolas" w:cs="Consolas"/>
-                <w:sz w:val="19"/>
-              </w:rPr>
-              <w:t>YourNetworkName</w:t>
-            </w:r>
-            <w:proofErr w:type="spellEnd"/>
-            <w:r>
-              <w:rPr>
-                <w:rFonts w:ascii="Consolas" w:hAnsi="Consolas" w:cs="Consolas"/>
-                <w:sz w:val="19"/>
-              </w:rPr>
-              <w:t>";</w:t>
+              <w:t>const char* ssid = "YourNetworkName";</w:t>
             </w:r>
             <w:r>
               <w:rPr>
@@ -1076,23 +700,7 @@
                 <w:sz w:val="19"/>
               </w:rPr>
               <w:br/>
-              <w:t>const char* password = "</w:t>
-            </w:r>
-            <w:proofErr w:type="spellStart"/>
-            <w:r>
-              <w:rPr>
-                <w:rFonts w:ascii="Consolas" w:hAnsi="Consolas" w:cs="Consolas"/>
-                <w:sz w:val="19"/>
-              </w:rPr>
-              <w:t>YourPassword</w:t>
-            </w:r>
-            <w:proofErr w:type="spellEnd"/>
-            <w:r>
-              <w:rPr>
-                <w:rFonts w:ascii="Consolas" w:hAnsi="Consolas" w:cs="Consolas"/>
-                <w:sz w:val="19"/>
-              </w:rPr>
-              <w:t>";</w:t>
+              <w:t>const char* password = "YourPassword";</w:t>
             </w:r>
             <w:r>
               <w:rPr>
@@ -1100,23 +708,7 @@
                 <w:sz w:val="19"/>
               </w:rPr>
               <w:br/>
-              <w:t xml:space="preserve">const char* </w:t>
-            </w:r>
-            <w:proofErr w:type="spellStart"/>
-            <w:r>
-              <w:rPr>
-                <w:rFonts w:ascii="Consolas" w:hAnsi="Consolas" w:cs="Consolas"/>
-                <w:sz w:val="19"/>
-              </w:rPr>
-              <w:t>serverURL</w:t>
-            </w:r>
-            <w:proofErr w:type="spellEnd"/>
-            <w:r>
-              <w:rPr>
-                <w:rFonts w:ascii="Consolas" w:hAnsi="Consolas" w:cs="Consolas"/>
-                <w:sz w:val="19"/>
-              </w:rPr>
-              <w:t xml:space="preserve"> = "http://192.168.1.50:5000/";</w:t>
+              <w:t>const char* serverURL = "http://192.168.1.50:5000/";</w:t>
             </w:r>
             <w:r>
               <w:rPr>
@@ -1131,23 +723,7 @@
                 <w:sz w:val="19"/>
               </w:rPr>
               <w:br/>
-              <w:t xml:space="preserve">const int </w:t>
-            </w:r>
-            <w:proofErr w:type="spellStart"/>
-            <w:r>
-              <w:rPr>
-                <w:rFonts w:ascii="Consolas" w:hAnsi="Consolas" w:cs="Consolas"/>
-                <w:sz w:val="19"/>
-              </w:rPr>
-              <w:t>analogPin</w:t>
-            </w:r>
-            <w:proofErr w:type="spellEnd"/>
-            <w:r>
-              <w:rPr>
-                <w:rFonts w:ascii="Consolas" w:hAnsi="Consolas" w:cs="Consolas"/>
-                <w:sz w:val="19"/>
-              </w:rPr>
-              <w:t xml:space="preserve"> = 34;</w:t>
+              <w:t>const int analogPin = 34;</w:t>
             </w:r>
             <w:r>
               <w:rPr>
@@ -1162,23 +738,7 @@
                 <w:sz w:val="19"/>
               </w:rPr>
               <w:br/>
-              <w:t xml:space="preserve">unsigned long </w:t>
-            </w:r>
-            <w:proofErr w:type="spellStart"/>
-            <w:r>
-              <w:rPr>
-                <w:rFonts w:ascii="Consolas" w:hAnsi="Consolas" w:cs="Consolas"/>
-                <w:sz w:val="19"/>
-              </w:rPr>
-              <w:t>lastPostTime</w:t>
-            </w:r>
-            <w:proofErr w:type="spellEnd"/>
-            <w:r>
-              <w:rPr>
-                <w:rFonts w:ascii="Consolas" w:hAnsi="Consolas" w:cs="Consolas"/>
-                <w:sz w:val="19"/>
-              </w:rPr>
-              <w:t xml:space="preserve"> = 0;</w:t>
+              <w:t>unsigned long lastPostTime = 0;</w:t>
             </w:r>
             <w:r>
               <w:rPr>
@@ -1186,23 +746,7 @@
                 <w:sz w:val="19"/>
               </w:rPr>
               <w:br/>
-              <w:t xml:space="preserve">const unsigned long </w:t>
-            </w:r>
-            <w:proofErr w:type="spellStart"/>
-            <w:r>
-              <w:rPr>
-                <w:rFonts w:ascii="Consolas" w:hAnsi="Consolas" w:cs="Consolas"/>
-                <w:sz w:val="19"/>
-              </w:rPr>
-              <w:t>postInterval</w:t>
-            </w:r>
-            <w:proofErr w:type="spellEnd"/>
-            <w:r>
-              <w:rPr>
-                <w:rFonts w:ascii="Consolas" w:hAnsi="Consolas" w:cs="Consolas"/>
-                <w:sz w:val="19"/>
-              </w:rPr>
-              <w:t xml:space="preserve"> = 10000;</w:t>
+              <w:t>const unsigned long postInterval = 10000;</w:t>
             </w:r>
             <w:r>
               <w:rPr>
@@ -1217,23 +761,7 @@
                 <w:sz w:val="19"/>
               </w:rPr>
               <w:br/>
-              <w:t xml:space="preserve">void </w:t>
-            </w:r>
-            <w:proofErr w:type="gramStart"/>
-            <w:r>
-              <w:rPr>
-                <w:rFonts w:ascii="Consolas" w:hAnsi="Consolas" w:cs="Consolas"/>
-                <w:sz w:val="19"/>
-              </w:rPr>
-              <w:t>setup(</w:t>
-            </w:r>
-            <w:proofErr w:type="gramEnd"/>
-            <w:r>
-              <w:rPr>
-                <w:rFonts w:ascii="Consolas" w:hAnsi="Consolas" w:cs="Consolas"/>
-                <w:sz w:val="19"/>
-              </w:rPr>
-              <w:t>)</w:t>
+              <w:t>void setup()</w:t>
             </w:r>
             <w:r>
               <w:rPr>
@@ -1249,23 +777,7 @@
                 <w:sz w:val="19"/>
               </w:rPr>
               <w:br/>
-              <w:t xml:space="preserve">    </w:t>
-            </w:r>
-            <w:proofErr w:type="spellStart"/>
-            <w:r>
-              <w:rPr>
-                <w:rFonts w:ascii="Consolas" w:hAnsi="Consolas" w:cs="Consolas"/>
-                <w:sz w:val="19"/>
-              </w:rPr>
-              <w:t>Serial.begin</w:t>
-            </w:r>
-            <w:proofErr w:type="spellEnd"/>
-            <w:r>
-              <w:rPr>
-                <w:rFonts w:ascii="Consolas" w:hAnsi="Consolas" w:cs="Consolas"/>
-                <w:sz w:val="19"/>
-              </w:rPr>
-              <w:t>(115200);</w:t>
+              <w:t xml:space="preserve">    Serial.begin(115200);</w:t>
             </w:r>
             <w:r>
               <w:rPr>
@@ -1280,39 +792,7 @@
                 <w:sz w:val="19"/>
               </w:rPr>
               <w:br/>
-              <w:t xml:space="preserve">    </w:t>
-            </w:r>
-            <w:proofErr w:type="spellStart"/>
-            <w:r>
-              <w:rPr>
-                <w:rFonts w:ascii="Consolas" w:hAnsi="Consolas" w:cs="Consolas"/>
-                <w:sz w:val="19"/>
-              </w:rPr>
-              <w:t>WiFi.begin</w:t>
-            </w:r>
-            <w:proofErr w:type="spellEnd"/>
-            <w:r>
-              <w:rPr>
-                <w:rFonts w:ascii="Consolas" w:hAnsi="Consolas" w:cs="Consolas"/>
-                <w:sz w:val="19"/>
-              </w:rPr>
-              <w:t>(</w:t>
-            </w:r>
-            <w:proofErr w:type="spellStart"/>
-            <w:r>
-              <w:rPr>
-                <w:rFonts w:ascii="Consolas" w:hAnsi="Consolas" w:cs="Consolas"/>
-                <w:sz w:val="19"/>
-              </w:rPr>
-              <w:t>ssid</w:t>
-            </w:r>
-            <w:proofErr w:type="spellEnd"/>
-            <w:r>
-              <w:rPr>
-                <w:rFonts w:ascii="Consolas" w:hAnsi="Consolas" w:cs="Consolas"/>
-                <w:sz w:val="19"/>
-              </w:rPr>
-              <w:t>, password);</w:t>
+              <w:t xml:space="preserve">    WiFi.begin(ssid, password);</w:t>
             </w:r>
             <w:r>
               <w:rPr>
@@ -1327,23 +807,7 @@
                 <w:sz w:val="19"/>
               </w:rPr>
               <w:br/>
-              <w:t xml:space="preserve">    while (</w:t>
-            </w:r>
-            <w:proofErr w:type="spellStart"/>
-            <w:r>
-              <w:rPr>
-                <w:rFonts w:ascii="Consolas" w:hAnsi="Consolas" w:cs="Consolas"/>
-                <w:sz w:val="19"/>
-              </w:rPr>
-              <w:t>WiFi.status</w:t>
-            </w:r>
-            <w:proofErr w:type="spellEnd"/>
-            <w:r>
-              <w:rPr>
-                <w:rFonts w:ascii="Consolas" w:hAnsi="Consolas" w:cs="Consolas"/>
-                <w:sz w:val="19"/>
-              </w:rPr>
-              <w:t>() != WL_CONNECTED)</w:t>
+              <w:t xml:space="preserve">    while (WiFi.status() != WL_CONNECTED)</w:t>
             </w:r>
             <w:r>
               <w:rPr>
@@ -1363,23 +827,7 @@
                 <w:rFonts w:ascii="Consolas" w:hAnsi="Consolas" w:cs="Consolas"/>
                 <w:sz w:val="19"/>
               </w:rPr>
-              <w:t xml:space="preserve">        </w:t>
-            </w:r>
-            <w:proofErr w:type="spellStart"/>
-            <w:r>
-              <w:rPr>
-                <w:rFonts w:ascii="Consolas" w:hAnsi="Consolas" w:cs="Consolas"/>
-                <w:sz w:val="19"/>
-              </w:rPr>
-              <w:t>Serial.print</w:t>
-            </w:r>
-            <w:proofErr w:type="spellEnd"/>
-            <w:r>
-              <w:rPr>
-                <w:rFonts w:ascii="Consolas" w:hAnsi="Consolas" w:cs="Consolas"/>
-                <w:sz w:val="19"/>
-              </w:rPr>
-              <w:t>(".");</w:t>
+              <w:t xml:space="preserve">        Serial.print(".");</w:t>
             </w:r>
             <w:r>
               <w:rPr>
@@ -1410,23 +858,7 @@
                 <w:sz w:val="19"/>
               </w:rPr>
               <w:br/>
-              <w:t xml:space="preserve">    </w:t>
-            </w:r>
-            <w:proofErr w:type="spellStart"/>
-            <w:r>
-              <w:rPr>
-                <w:rFonts w:ascii="Consolas" w:hAnsi="Consolas" w:cs="Consolas"/>
-                <w:sz w:val="19"/>
-              </w:rPr>
-              <w:t>Serial.println</w:t>
-            </w:r>
-            <w:proofErr w:type="spellEnd"/>
-            <w:r>
-              <w:rPr>
-                <w:rFonts w:ascii="Consolas" w:hAnsi="Consolas" w:cs="Consolas"/>
-                <w:sz w:val="19"/>
-              </w:rPr>
-              <w:t>("  Wi-Fi connected");</w:t>
+              <w:t xml:space="preserve">    Serial.println("  Wi-Fi connected");</w:t>
             </w:r>
             <w:r>
               <w:rPr>
@@ -1465,55 +897,7 @@
                 <w:sz w:val="19"/>
               </w:rPr>
               <w:br/>
-              <w:t xml:space="preserve">    if ((</w:t>
-            </w:r>
-            <w:proofErr w:type="spellStart"/>
-            <w:r>
-              <w:rPr>
-                <w:rFonts w:ascii="Consolas" w:hAnsi="Consolas" w:cs="Consolas"/>
-                <w:sz w:val="19"/>
-              </w:rPr>
-              <w:t>millis</w:t>
-            </w:r>
-            <w:proofErr w:type="spellEnd"/>
-            <w:r>
-              <w:rPr>
-                <w:rFonts w:ascii="Consolas" w:hAnsi="Consolas" w:cs="Consolas"/>
-                <w:sz w:val="19"/>
-              </w:rPr>
-              <w:t xml:space="preserve">() - </w:t>
-            </w:r>
-            <w:proofErr w:type="spellStart"/>
-            <w:r>
-              <w:rPr>
-                <w:rFonts w:ascii="Consolas" w:hAnsi="Consolas" w:cs="Consolas"/>
-                <w:sz w:val="19"/>
-              </w:rPr>
-              <w:t>lastPostTime</w:t>
-            </w:r>
-            <w:proofErr w:type="spellEnd"/>
-            <w:r>
-              <w:rPr>
-                <w:rFonts w:ascii="Consolas" w:hAnsi="Consolas" w:cs="Consolas"/>
-                <w:sz w:val="19"/>
-              </w:rPr>
-              <w:t xml:space="preserve">) &gt;= </w:t>
-            </w:r>
-            <w:proofErr w:type="spellStart"/>
-            <w:r>
-              <w:rPr>
-                <w:rFonts w:ascii="Consolas" w:hAnsi="Consolas" w:cs="Consolas"/>
-                <w:sz w:val="19"/>
-              </w:rPr>
-              <w:t>postInterval</w:t>
-            </w:r>
-            <w:proofErr w:type="spellEnd"/>
-            <w:r>
-              <w:rPr>
-                <w:rFonts w:ascii="Consolas" w:hAnsi="Consolas" w:cs="Consolas"/>
-                <w:sz w:val="19"/>
-              </w:rPr>
-              <w:t>)</w:t>
+              <w:t xml:space="preserve">    if ((millis() - lastPostTime) &gt;= postInterval)</w:t>
             </w:r>
             <w:r>
               <w:rPr>
@@ -1529,46 +913,6 @@
                 <w:sz w:val="19"/>
               </w:rPr>
               <w:br/>
-              <w:t xml:space="preserve">        </w:t>
-            </w:r>
-            <w:proofErr w:type="spellStart"/>
-            <w:r>
-              <w:rPr>
-                <w:rFonts w:ascii="Consolas" w:hAnsi="Consolas" w:cs="Consolas"/>
-                <w:sz w:val="19"/>
-              </w:rPr>
-              <w:t>lastPostTime</w:t>
-            </w:r>
-            <w:proofErr w:type="spellEnd"/>
-            <w:r>
-              <w:rPr>
-                <w:rFonts w:ascii="Consolas" w:hAnsi="Consolas" w:cs="Consolas"/>
-                <w:sz w:val="19"/>
-              </w:rPr>
-              <w:t xml:space="preserve"> = </w:t>
-            </w:r>
-            <w:proofErr w:type="spellStart"/>
-            <w:r>
-              <w:rPr>
-                <w:rFonts w:ascii="Consolas" w:hAnsi="Consolas" w:cs="Consolas"/>
-                <w:sz w:val="19"/>
-              </w:rPr>
-              <w:t>millis</w:t>
-            </w:r>
-            <w:proofErr w:type="spellEnd"/>
-            <w:r>
-              <w:rPr>
-                <w:rFonts w:ascii="Consolas" w:hAnsi="Consolas" w:cs="Consolas"/>
-                <w:sz w:val="19"/>
-              </w:rPr>
-              <w:t>();</w:t>
-            </w:r>
-            <w:r>
-              <w:rPr>
-                <w:rFonts w:ascii="Consolas" w:hAnsi="Consolas" w:cs="Consolas"/>
-                <w:sz w:val="19"/>
-              </w:rPr>
-              <w:br/>
             </w:r>
             <w:r>
               <w:rPr>
@@ -1576,56 +920,7 @@
                 <w:sz w:val="19"/>
               </w:rPr>
               <w:lastRenderedPageBreak/>
-              <w:br/>
-              <w:t xml:space="preserve">        int </w:t>
-            </w:r>
-            <w:proofErr w:type="spellStart"/>
-            <w:r>
-              <w:rPr>
-                <w:rFonts w:ascii="Consolas" w:hAnsi="Consolas" w:cs="Consolas"/>
-                <w:sz w:val="19"/>
-              </w:rPr>
-              <w:t>adcValue</w:t>
-            </w:r>
-            <w:proofErr w:type="spellEnd"/>
-            <w:r>
-              <w:rPr>
-                <w:rFonts w:ascii="Consolas" w:hAnsi="Consolas" w:cs="Consolas"/>
-                <w:sz w:val="19"/>
-              </w:rPr>
-              <w:t xml:space="preserve"> = </w:t>
-            </w:r>
-            <w:proofErr w:type="spellStart"/>
-            <w:r>
-              <w:rPr>
-                <w:rFonts w:ascii="Consolas" w:hAnsi="Consolas" w:cs="Consolas"/>
-                <w:sz w:val="19"/>
-              </w:rPr>
-              <w:t>analogRead</w:t>
-            </w:r>
-            <w:proofErr w:type="spellEnd"/>
-            <w:r>
-              <w:rPr>
-                <w:rFonts w:ascii="Consolas" w:hAnsi="Consolas" w:cs="Consolas"/>
-                <w:sz w:val="19"/>
-              </w:rPr>
-              <w:t>(</w:t>
-            </w:r>
-            <w:proofErr w:type="spellStart"/>
-            <w:r>
-              <w:rPr>
-                <w:rFonts w:ascii="Consolas" w:hAnsi="Consolas" w:cs="Consolas"/>
-                <w:sz w:val="19"/>
-              </w:rPr>
-              <w:t>analogPin</w:t>
-            </w:r>
-            <w:proofErr w:type="spellEnd"/>
-            <w:r>
-              <w:rPr>
-                <w:rFonts w:ascii="Consolas" w:hAnsi="Consolas" w:cs="Consolas"/>
-                <w:sz w:val="19"/>
-              </w:rPr>
-              <w:t>);</w:t>
+              <w:t xml:space="preserve">        lastPostTime = millis();</w:t>
             </w:r>
             <w:r>
               <w:rPr>
@@ -1640,63 +935,7 @@
                 <w:sz w:val="19"/>
               </w:rPr>
               <w:br/>
-              <w:t xml:space="preserve">        </w:t>
-            </w:r>
-            <w:proofErr w:type="spellStart"/>
-            <w:r>
-              <w:rPr>
-                <w:rFonts w:ascii="Consolas" w:hAnsi="Consolas" w:cs="Consolas"/>
-                <w:sz w:val="19"/>
-              </w:rPr>
-              <w:t>HTTPClient</w:t>
-            </w:r>
-            <w:proofErr w:type="spellEnd"/>
-            <w:r>
-              <w:rPr>
-                <w:rFonts w:ascii="Consolas" w:hAnsi="Consolas" w:cs="Consolas"/>
-                <w:sz w:val="19"/>
-              </w:rPr>
-              <w:t xml:space="preserve"> http;</w:t>
-            </w:r>
-            <w:r>
-              <w:rPr>
-                <w:rFonts w:ascii="Consolas" w:hAnsi="Consolas" w:cs="Consolas"/>
-                <w:sz w:val="19"/>
-              </w:rPr>
-              <w:br/>
-              <w:t xml:space="preserve">        </w:t>
-            </w:r>
-            <w:proofErr w:type="spellStart"/>
-            <w:r>
-              <w:rPr>
-                <w:rFonts w:ascii="Consolas" w:hAnsi="Consolas" w:cs="Consolas"/>
-                <w:sz w:val="19"/>
-              </w:rPr>
-              <w:t>http.begin</w:t>
-            </w:r>
-            <w:proofErr w:type="spellEnd"/>
-            <w:r>
-              <w:rPr>
-                <w:rFonts w:ascii="Consolas" w:hAnsi="Consolas" w:cs="Consolas"/>
-                <w:sz w:val="19"/>
-              </w:rPr>
-              <w:t>(</w:t>
-            </w:r>
-            <w:proofErr w:type="spellStart"/>
-            <w:r>
-              <w:rPr>
-                <w:rFonts w:ascii="Consolas" w:hAnsi="Consolas" w:cs="Consolas"/>
-                <w:sz w:val="19"/>
-              </w:rPr>
-              <w:t>serverURL</w:t>
-            </w:r>
-            <w:proofErr w:type="spellEnd"/>
-            <w:r>
-              <w:rPr>
-                <w:rFonts w:ascii="Consolas" w:hAnsi="Consolas" w:cs="Consolas"/>
-                <w:sz w:val="19"/>
-              </w:rPr>
-              <w:t>);</w:t>
+              <w:t xml:space="preserve">        int adcValue = analogRead(analogPin);</w:t>
             </w:r>
             <w:r>
               <w:rPr>
@@ -1711,55 +950,15 @@
                 <w:sz w:val="19"/>
               </w:rPr>
               <w:br/>
-              <w:t xml:space="preserve">        int </w:t>
+              <w:t xml:space="preserve">        HTTPClient http;</w:t>
             </w:r>
-            <w:proofErr w:type="spellStart"/>
             <w:r>
               <w:rPr>
                 <w:rFonts w:ascii="Consolas" w:hAnsi="Consolas" w:cs="Consolas"/>
                 <w:sz w:val="19"/>
               </w:rPr>
-              <w:t>responseCode</w:t>
-            </w:r>
-            <w:proofErr w:type="spellEnd"/>
-            <w:r>
-              <w:rPr>
-                <w:rFonts w:ascii="Consolas" w:hAnsi="Consolas" w:cs="Consolas"/>
-                <w:sz w:val="19"/>
-              </w:rPr>
-              <w:t xml:space="preserve"> = </w:t>
-            </w:r>
-            <w:proofErr w:type="spellStart"/>
-            <w:r>
-              <w:rPr>
-                <w:rFonts w:ascii="Consolas" w:hAnsi="Consolas" w:cs="Consolas"/>
-                <w:sz w:val="19"/>
-              </w:rPr>
-              <w:t>http.POST</w:t>
-            </w:r>
-            <w:proofErr w:type="spellEnd"/>
-            <w:r>
-              <w:rPr>
-                <w:rFonts w:ascii="Consolas" w:hAnsi="Consolas" w:cs="Consolas"/>
-                <w:sz w:val="19"/>
-              </w:rPr>
-              <w:t>(String(</w:t>
-            </w:r>
-            <w:proofErr w:type="spellStart"/>
-            <w:r>
-              <w:rPr>
-                <w:rFonts w:ascii="Consolas" w:hAnsi="Consolas" w:cs="Consolas"/>
-                <w:sz w:val="19"/>
-              </w:rPr>
-              <w:t>adcValue</w:t>
-            </w:r>
-            <w:proofErr w:type="spellEnd"/>
-            <w:r>
-              <w:rPr>
-                <w:rFonts w:ascii="Consolas" w:hAnsi="Consolas" w:cs="Consolas"/>
-                <w:sz w:val="19"/>
-              </w:rPr>
-              <w:t>));</w:t>
+              <w:br/>
+              <w:t xml:space="preserve">        http.begin(serverURL);</w:t>
             </w:r>
             <w:r>
               <w:rPr>
@@ -1774,63 +973,7 @@
                 <w:sz w:val="19"/>
               </w:rPr>
               <w:br/>
-              <w:t xml:space="preserve">        </w:t>
-            </w:r>
-            <w:proofErr w:type="spellStart"/>
-            <w:r>
-              <w:rPr>
-                <w:rFonts w:ascii="Consolas" w:hAnsi="Consolas" w:cs="Consolas"/>
-                <w:sz w:val="19"/>
-              </w:rPr>
-              <w:t>Serial.print</w:t>
-            </w:r>
-            <w:proofErr w:type="spellEnd"/>
-            <w:r>
-              <w:rPr>
-                <w:rFonts w:ascii="Consolas" w:hAnsi="Consolas" w:cs="Consolas"/>
-                <w:sz w:val="19"/>
-              </w:rPr>
-              <w:t>("ADC value: ");</w:t>
-            </w:r>
-            <w:r>
-              <w:rPr>
-                <w:rFonts w:ascii="Consolas" w:hAnsi="Consolas" w:cs="Consolas"/>
-                <w:sz w:val="19"/>
-              </w:rPr>
-              <w:br/>
-              <w:t xml:space="preserve">        </w:t>
-            </w:r>
-            <w:proofErr w:type="spellStart"/>
-            <w:r>
-              <w:rPr>
-                <w:rFonts w:ascii="Consolas" w:hAnsi="Consolas" w:cs="Consolas"/>
-                <w:sz w:val="19"/>
-              </w:rPr>
-              <w:t>Serial.println</w:t>
-            </w:r>
-            <w:proofErr w:type="spellEnd"/>
-            <w:r>
-              <w:rPr>
-                <w:rFonts w:ascii="Consolas" w:hAnsi="Consolas" w:cs="Consolas"/>
-                <w:sz w:val="19"/>
-              </w:rPr>
-              <w:t>(</w:t>
-            </w:r>
-            <w:proofErr w:type="spellStart"/>
-            <w:r>
-              <w:rPr>
-                <w:rFonts w:ascii="Consolas" w:hAnsi="Consolas" w:cs="Consolas"/>
-                <w:sz w:val="19"/>
-              </w:rPr>
-              <w:t>adcValue</w:t>
-            </w:r>
-            <w:proofErr w:type="spellEnd"/>
-            <w:r>
-              <w:rPr>
-                <w:rFonts w:ascii="Consolas" w:hAnsi="Consolas" w:cs="Consolas"/>
-                <w:sz w:val="19"/>
-              </w:rPr>
-              <w:t>);</w:t>
+              <w:t xml:space="preserve">        int responseCode = http.POST(String(adcValue));</w:t>
             </w:r>
             <w:r>
               <w:rPr>
@@ -1845,23 +988,7 @@
                 <w:sz w:val="19"/>
               </w:rPr>
               <w:br/>
-              <w:t xml:space="preserve">        </w:t>
-            </w:r>
-            <w:proofErr w:type="spellStart"/>
-            <w:r>
-              <w:rPr>
-                <w:rFonts w:ascii="Consolas" w:hAnsi="Consolas" w:cs="Consolas"/>
-                <w:sz w:val="19"/>
-              </w:rPr>
-              <w:t>Serial.print</w:t>
-            </w:r>
-            <w:proofErr w:type="spellEnd"/>
-            <w:r>
-              <w:rPr>
-                <w:rFonts w:ascii="Consolas" w:hAnsi="Consolas" w:cs="Consolas"/>
-                <w:sz w:val="19"/>
-              </w:rPr>
-              <w:t>("HTTP Response: ");</w:t>
+              <w:t xml:space="preserve">        Serial.print("ADC value: ");</w:t>
             </w:r>
             <w:r>
               <w:rPr>
@@ -1869,39 +996,7 @@
                 <w:sz w:val="19"/>
               </w:rPr>
               <w:br/>
-              <w:t xml:space="preserve">        </w:t>
-            </w:r>
-            <w:proofErr w:type="spellStart"/>
-            <w:r>
-              <w:rPr>
-                <w:rFonts w:ascii="Consolas" w:hAnsi="Consolas" w:cs="Consolas"/>
-                <w:sz w:val="19"/>
-              </w:rPr>
-              <w:t>Serial.println</w:t>
-            </w:r>
-            <w:proofErr w:type="spellEnd"/>
-            <w:r>
-              <w:rPr>
-                <w:rFonts w:ascii="Consolas" w:hAnsi="Consolas" w:cs="Consolas"/>
-                <w:sz w:val="19"/>
-              </w:rPr>
-              <w:t>(</w:t>
-            </w:r>
-            <w:proofErr w:type="spellStart"/>
-            <w:r>
-              <w:rPr>
-                <w:rFonts w:ascii="Consolas" w:hAnsi="Consolas" w:cs="Consolas"/>
-                <w:sz w:val="19"/>
-              </w:rPr>
-              <w:t>responseCode</w:t>
-            </w:r>
-            <w:proofErr w:type="spellEnd"/>
-            <w:r>
-              <w:rPr>
-                <w:rFonts w:ascii="Consolas" w:hAnsi="Consolas" w:cs="Consolas"/>
-                <w:sz w:val="19"/>
-              </w:rPr>
-              <w:t>);</w:t>
+              <w:t xml:space="preserve">        Serial.println(adcValue);</w:t>
             </w:r>
             <w:r>
               <w:rPr>
@@ -1916,23 +1011,30 @@
                 <w:sz w:val="19"/>
               </w:rPr>
               <w:br/>
-              <w:t xml:space="preserve">        </w:t>
+              <w:t xml:space="preserve">        Serial.print("HTTP Response: ");</w:t>
             </w:r>
-            <w:proofErr w:type="spellStart"/>
             <w:r>
               <w:rPr>
                 <w:rFonts w:ascii="Consolas" w:hAnsi="Consolas" w:cs="Consolas"/>
                 <w:sz w:val="19"/>
               </w:rPr>
-              <w:t>http.end</w:t>
+              <w:br/>
+              <w:t xml:space="preserve">        Serial.println(responseCode);</w:t>
             </w:r>
-            <w:proofErr w:type="spellEnd"/>
             <w:r>
               <w:rPr>
                 <w:rFonts w:ascii="Consolas" w:hAnsi="Consolas" w:cs="Consolas"/>
                 <w:sz w:val="19"/>
               </w:rPr>
-              <w:t>();</w:t>
+              <w:br/>
+            </w:r>
+            <w:r>
+              <w:rPr>
+                <w:rFonts w:ascii="Consolas" w:hAnsi="Consolas" w:cs="Consolas"/>
+                <w:sz w:val="19"/>
+              </w:rPr>
+              <w:br/>
+              <w:t xml:space="preserve">        http.end();</w:t>
             </w:r>
             <w:r>
               <w:rPr>
@@ -2111,15 +1213,7 @@
         <w:spacing w:after="0" w:line="240" w:lineRule="auto"/>
       </w:pPr>
       <w:r>
-        <w:t xml:space="preserve">Change </w:t>
-      </w:r>
-      <w:proofErr w:type="spellStart"/>
-      <w:r>
-        <w:t>postInterval</w:t>
-      </w:r>
-      <w:proofErr w:type="spellEnd"/>
-      <w:r>
-        <w:t xml:space="preserve"> to 5000. Does the POST occur approximately every 5 seconds?</w:t>
+        <w:t>Change postInterval to 5000. Does the POST occur approximately every 5 seconds?</w:t>
       </w:r>
     </w:p>
     <w:p>
@@ -2128,15 +1222,7 @@
         <w:spacing w:after="0" w:line="240" w:lineRule="auto"/>
       </w:pPr>
       <w:r>
-        <w:t xml:space="preserve">Change </w:t>
-      </w:r>
-      <w:proofErr w:type="spellStart"/>
-      <w:r>
-        <w:t>postInterval</w:t>
-      </w:r>
-      <w:proofErr w:type="spellEnd"/>
-      <w:r>
-        <w:t xml:space="preserve"> to 30000. What changes?</w:t>
+        <w:t>Change postInterval to 30000. What changes?</w:t>
       </w:r>
     </w:p>
     <w:p>
@@ -2145,20 +1231,7 @@
         <w:spacing w:after="0" w:line="240" w:lineRule="auto"/>
       </w:pPr>
       <w:r>
-        <w:t xml:space="preserve">Print </w:t>
-      </w:r>
-      <w:proofErr w:type="spellStart"/>
-      <w:proofErr w:type="gramStart"/>
-      <w:r>
-        <w:t>millis</w:t>
-      </w:r>
-      <w:proofErr w:type="spellEnd"/>
-      <w:r>
-        <w:t>(</w:t>
-      </w:r>
-      <w:proofErr w:type="gramEnd"/>
-      <w:r>
-        <w:t>) each time a POST occurs. Are the intervals exactly 10,000 milliseconds? Why might they differ slightly?</w:t>
+        <w:t>Print millis() each time a POST occurs. Are the intervals exactly 10,000 milliseconds? Why might they differ slightly?</w:t>
       </w:r>
     </w:p>
     <w:p>
@@ -2207,20 +1280,7 @@
         <w:spacing w:after="0" w:line="240" w:lineRule="auto"/>
       </w:pPr>
       <w:r>
-        <w:t xml:space="preserve">How to use </w:t>
-      </w:r>
-      <w:proofErr w:type="spellStart"/>
-      <w:proofErr w:type="gramStart"/>
-      <w:r>
-        <w:t>millis</w:t>
-      </w:r>
-      <w:proofErr w:type="spellEnd"/>
-      <w:r>
-        <w:t>(</w:t>
-      </w:r>
-      <w:proofErr w:type="gramEnd"/>
-      <w:r>
-        <w:t>) to schedule a periodic operation without blocking.</w:t>
+        <w:t>How to use millis() to schedule a periodic operation without blocking.</w:t>
       </w:r>
     </w:p>
     <w:p>
@@ -2229,15 +1289,7 @@
         <w:spacing w:after="0" w:line="240" w:lineRule="auto"/>
       </w:pPr>
       <w:r>
-        <w:t xml:space="preserve">Why the recurring operation belongs in </w:t>
-      </w:r>
-      <w:proofErr w:type="gramStart"/>
-      <w:r>
-        <w:t>loop(</w:t>
-      </w:r>
-      <w:proofErr w:type="gramEnd"/>
-      <w:r>
-        <w:t>).</w:t>
+        <w:t>Why the recurring operation belongs in loop().</w:t>
       </w:r>
     </w:p>
     <w:p>
@@ -2307,20 +1359,7 @@
       </w:pPr>
       <w:r>
         <w:lastRenderedPageBreak/>
-        <w:t xml:space="preserve">☐ I can use </w:t>
-      </w:r>
-      <w:proofErr w:type="spellStart"/>
-      <w:proofErr w:type="gramStart"/>
-      <w:r>
-        <w:t>millis</w:t>
-      </w:r>
-      <w:proofErr w:type="spellEnd"/>
-      <w:r>
-        <w:t>(</w:t>
-      </w:r>
-      <w:proofErr w:type="gramEnd"/>
-      <w:r>
-        <w:t>) to schedule a periodic operation.</w:t>
+        <w:t>☐ I can use millis() to schedule a periodic operation.</w:t>
       </w:r>
     </w:p>
     <w:p>
@@ -2328,15 +1367,7 @@
         <w:spacing w:line="240" w:lineRule="auto"/>
       </w:pPr>
       <w:r>
-        <w:t xml:space="preserve">☐ I understand why the recurring operation belongs in </w:t>
-      </w:r>
-      <w:proofErr w:type="gramStart"/>
-      <w:r>
-        <w:t>loop(</w:t>
-      </w:r>
-      <w:proofErr w:type="gramEnd"/>
-      <w:r>
-        <w:t>).</w:t>
+        <w:t>☐ I understand why the recurring operation belongs in loop().</w:t>
       </w:r>
     </w:p>
     <w:p>
@@ -2348,10 +1379,12 @@
       </w:r>
     </w:p>
     <w:sectPr>
-      <w:headerReference w:type="default" r:id="rId8"/>
-      <w:footerReference w:type="even" r:id="rId9"/>
-      <w:footerReference w:type="default" r:id="rId10"/>
-      <w:footerReference w:type="first" r:id="rId11"/>
+      <w:headerReference w:type="even" r:id="rId8"/>
+      <w:headerReference w:type="default" r:id="rId9"/>
+      <w:footerReference w:type="even" r:id="rId10"/>
+      <w:footerReference w:type="default" r:id="rId11"/>
+      <w:headerReference w:type="first" r:id="rId12"/>
+      <w:footerReference w:type="first" r:id="rId13"/>
       <w:pgSz w:w="12240" w:h="15840"/>
       <w:pgMar w:top="936" w:right="1080" w:bottom="936" w:left="1080" w:header="720" w:footer="720" w:gutter="0"/>
       <w:cols w:space="720"/>
@@ -2501,7 +1534,7 @@
       <w:rPr>
         <w:sz w:val="18"/>
       </w:rPr>
-      <w:t>Last modified: September 27, 2026 1:50 PM EDT * Rodney Radford</w:t>
+      <w:t>Last modified: September 27, 2026 1:50 PM * Rodney Radford</w:t>
     </w:r>
   </w:p>
 </w:ftr>
@@ -2533,6 +1566,26 @@
 </file>
 
 <file path=word/header1.xml><?xml version="1.0" encoding="utf-8"?>
+<w:hdr xmlns:wpc="http://schemas.microsoft.com/office/word/2010/wordprocessingCanvas" xmlns:cx="http://schemas.microsoft.com/office/drawing/2014/chartex" xmlns:cx1="http://schemas.microsoft.com/office/drawing/2015/9/8/chartex" xmlns:cx2="http://schemas.microsoft.com/office/drawing/2015/10/21/chartex" xmlns:cx3="http://schemas.microsoft.com/office/drawing/2016/5/9/chartex" xmlns:cx4="http://schemas.microsoft.com/office/drawing/2016/5/10/chartex" xmlns:cx5="http://schemas.microsoft.com/office/drawing/2016/5/11/chartex" xmlns:cx6="http://schemas.microsoft.com/office/drawing/2016/5/12/chartex" xmlns:cx7="http://schemas.microsoft.com/office/drawing/2016/5/13/chartex" xmlns:cx8="http://schemas.microsoft.com/office/drawing/2016/5/14/chartex" xmlns:mc="http://schemas.openxmlformats.org/markup-compatibility/2006" xmlns:aink="http://schemas.microsoft.com/office/drawing/2016/ink" xmlns:am3d="http://schemas.microsoft.com/office/drawing/2017/model3d" xmlns:o="urn:schemas-microsoft-com:office:office" xmlns:oel="http://schemas.microsoft.com/office/2019/extlst" xmlns:r="http://schemas.openxmlformats.org/officeDocument/2006/relationships" xmlns:m="http://schemas.openxmlformats.org/officeDocument/2006/math" xmlns:v="urn:schemas-microsoft-com:vml" xmlns:wp14="http://schemas.microsoft.com/office/word/2010/wordprocessingDrawing" xmlns:wp="http://schemas.openxmlformats.org/drawingml/2006/wordprocessingDrawing" xmlns:w10="urn:schemas-microsoft-com:office:word" xmlns:w="http://schemas.openxmlformats.org/wordprocessingml/2006/main" xmlns:w14="http://schemas.microsoft.com/office/word/2010/wordml" xmlns:w15="http://schemas.microsoft.com/office/word/2012/wordml" xmlns:w16cex="http://schemas.microsoft.com/office/word/2018/wordml/cex" xmlns:w16cid="http://schemas.microsoft.com/office/word/2016/wordml/cid" xmlns:w16="http://schemas.microsoft.com/office/word/2018/wordml" xmlns:w16sdtdh="http://schemas.microsoft.com/office/word/2020/wordml/sdtdatahash" xmlns:w16se="http://schemas.microsoft.com/office/word/2015/wordml/symex" xmlns:wpg="http://schemas.microsoft.com/office/word/2010/wordprocessingGroup" xmlns:wpi="http://schemas.microsoft.com/office/word/2010/wordprocessingInk" xmlns:wne="http://schemas.microsoft.com/office/word/2006/wordml" xmlns:wps="http://schemas.microsoft.com/office/word/2010/wordprocessingShape" mc:Ignorable="w14 w15 w16se w16cid w16 w16cex w16sdtdh wp14">
+  <w:p>
+    <w:pPr>
+      <w:pStyle w:val="Header"/>
+    </w:pPr>
+  </w:p>
+</w:hdr>
+</file>
+
+<file path=word/header2.xml><?xml version="1.0" encoding="utf-8"?>
+<w:hdr xmlns:wpc="http://schemas.microsoft.com/office/word/2010/wordprocessingCanvas" xmlns:cx="http://schemas.microsoft.com/office/drawing/2014/chartex" xmlns:cx1="http://schemas.microsoft.com/office/drawing/2015/9/8/chartex" xmlns:cx2="http://schemas.microsoft.com/office/drawing/2015/10/21/chartex" xmlns:cx3="http://schemas.microsoft.com/office/drawing/2016/5/9/chartex" xmlns:cx4="http://schemas.microsoft.com/office/drawing/2016/5/10/chartex" xmlns:cx5="http://schemas.microsoft.com/office/drawing/2016/5/11/chartex" xmlns:cx6="http://schemas.microsoft.com/office/drawing/2016/5/12/chartex" xmlns:cx7="http://schemas.microsoft.com/office/drawing/2016/5/13/chartex" xmlns:cx8="http://schemas.microsoft.com/office/drawing/2016/5/14/chartex" xmlns:mc="http://schemas.openxmlformats.org/markup-compatibility/2006" xmlns:aink="http://schemas.microsoft.com/office/drawing/2016/ink" xmlns:am3d="http://schemas.microsoft.com/office/drawing/2017/model3d" xmlns:o="urn:schemas-microsoft-com:office:office" xmlns:oel="http://schemas.microsoft.com/office/2019/extlst" xmlns:r="http://schemas.openxmlformats.org/officeDocument/2006/relationships" xmlns:m="http://schemas.openxmlformats.org/officeDocument/2006/math" xmlns:v="urn:schemas-microsoft-com:vml" xmlns:wp14="http://schemas.microsoft.com/office/word/2010/wordprocessingDrawing" xmlns:wp="http://schemas.openxmlformats.org/drawingml/2006/wordprocessingDrawing" xmlns:w10="urn:schemas-microsoft-com:office:word" xmlns:w="http://schemas.openxmlformats.org/wordprocessingml/2006/main" xmlns:w14="http://schemas.microsoft.com/office/word/2010/wordml" xmlns:w15="http://schemas.microsoft.com/office/word/2012/wordml" xmlns:w16cex="http://schemas.microsoft.com/office/word/2018/wordml/cex" xmlns:w16cid="http://schemas.microsoft.com/office/word/2016/wordml/cid" xmlns:w16="http://schemas.microsoft.com/office/word/2018/wordml" xmlns:w16sdtdh="http://schemas.microsoft.com/office/word/2020/wordml/sdtdatahash" xmlns:w16se="http://schemas.microsoft.com/office/word/2015/wordml/symex" xmlns:wpg="http://schemas.microsoft.com/office/word/2010/wordprocessingGroup" xmlns:wpi="http://schemas.microsoft.com/office/word/2010/wordprocessingInk" xmlns:wne="http://schemas.microsoft.com/office/word/2006/wordml" xmlns:wps="http://schemas.microsoft.com/office/word/2010/wordprocessingShape" mc:Ignorable="w14 w15 w16se w16cid w16 w16cex w16sdtdh wp14">
+  <w:p>
+    <w:pPr>
+      <w:pStyle w:val="Header"/>
+    </w:pPr>
+  </w:p>
+</w:hdr>
+</file>
+
+<file path=word/header3.xml><?xml version="1.0" encoding="utf-8"?>
 <w:hdr xmlns:wpc="http://schemas.microsoft.com/office/word/2010/wordprocessingCanvas" xmlns:cx="http://schemas.microsoft.com/office/drawing/2014/chartex" xmlns:cx1="http://schemas.microsoft.com/office/drawing/2015/9/8/chartex" xmlns:cx2="http://schemas.microsoft.com/office/drawing/2015/10/21/chartex" xmlns:cx3="http://schemas.microsoft.com/office/drawing/2016/5/9/chartex" xmlns:cx4="http://schemas.microsoft.com/office/drawing/2016/5/10/chartex" xmlns:cx5="http://schemas.microsoft.com/office/drawing/2016/5/11/chartex" xmlns:cx6="http://schemas.microsoft.com/office/drawing/2016/5/12/chartex" xmlns:cx7="http://schemas.microsoft.com/office/drawing/2016/5/13/chartex" xmlns:cx8="http://schemas.microsoft.com/office/drawing/2016/5/14/chartex" xmlns:mc="http://schemas.openxmlformats.org/markup-compatibility/2006" xmlns:aink="http://schemas.microsoft.com/office/drawing/2016/ink" xmlns:am3d="http://schemas.microsoft.com/office/drawing/2017/model3d" xmlns:o="urn:schemas-microsoft-com:office:office" xmlns:oel="http://schemas.microsoft.com/office/2019/extlst" xmlns:r="http://schemas.openxmlformats.org/officeDocument/2006/relationships" xmlns:m="http://schemas.openxmlformats.org/officeDocument/2006/math" xmlns:v="urn:schemas-microsoft-com:vml" xmlns:wp14="http://schemas.microsoft.com/office/word/2010/wordprocessingDrawing" xmlns:wp="http://schemas.openxmlformats.org/drawingml/2006/wordprocessingDrawing" xmlns:w10="urn:schemas-microsoft-com:office:word" xmlns:w="http://schemas.openxmlformats.org/wordprocessingml/2006/main" xmlns:w14="http://schemas.microsoft.com/office/word/2010/wordml" xmlns:w15="http://schemas.microsoft.com/office/word/2012/wordml" xmlns:w16cex="http://schemas.microsoft.com/office/word/2018/wordml/cex" xmlns:w16cid="http://schemas.microsoft.com/office/word/2016/wordml/cid" xmlns:w16="http://schemas.microsoft.com/office/word/2018/wordml" xmlns:w16sdtdh="http://schemas.microsoft.com/office/word/2020/wordml/sdtdatahash" xmlns:w16se="http://schemas.microsoft.com/office/word/2015/wordml/symex" xmlns:wpg="http://schemas.microsoft.com/office/word/2010/wordprocessingGroup" xmlns:wpi="http://schemas.microsoft.com/office/word/2010/wordprocessingInk" xmlns:wne="http://schemas.microsoft.com/office/word/2006/wordml" xmlns:wps="http://schemas.microsoft.com/office/word/2010/wordprocessingShape" mc:Ignorable="w14 w15 w16se w16cid w16 w16cex w16sdtdh wp14">
   <w:p>
     <w:pPr>
@@ -3995,6 +3048,7 @@
   <w:style w:type="character" w:default="1" w:styleId="DefaultParagraphFont">
     <w:name w:val="Default Paragraph Font"/>
     <w:uiPriority w:val="1"/>
+    <w:semiHidden/>
     <w:unhideWhenUsed/>
   </w:style>
   <w:style w:type="table" w:default="1" w:styleId="TableNormal">
